--- a/09_Zweidimensionale_Arrays/Übungen/TravelerSalesman/TravelerSalesman.docx
+++ b/09_Zweidimensionale_Arrays/Übungen/TravelerSalesman/TravelerSalesman.docx
@@ -483,7 +483,13 @@
           <w:szCs w:val="24"/>
         </w:rPr>
         <w:br/>
-        <w:t>Die 2. Dimension des Array enthält eine Koordinate (</w:t>
+        <w:t xml:space="preserve">Die 2. Dimension des Array enthält </w:t>
+      </w:r>
+      <w:r>
+        <w:rPr>
+          <w:szCs w:val="24"/>
+        </w:rPr>
+        <w:t>die Koordinaten (</w:t>
       </w:r>
       <w:proofErr w:type="spellStart"/>
       <w:r>
@@ -505,19 +511,19 @@
         <w:rPr>
           <w:szCs w:val="24"/>
         </w:rPr>
-        <w:t xml:space="preserve">) </w:t>
-      </w:r>
-      <w:r>
-        <w:rPr>
-          <w:szCs w:val="24"/>
-        </w:rPr>
-        <w:t xml:space="preserve">und die Größe ist </w:t>
-      </w:r>
-      <w:r>
-        <w:rPr>
-          <w:szCs w:val="24"/>
-        </w:rPr>
-        <w:t>daher 2.</w:t>
+        <w:t xml:space="preserve">), daher ist die </w:t>
+      </w:r>
+      <w:r>
+        <w:rPr>
+          <w:szCs w:val="24"/>
+        </w:rPr>
+        <w:t xml:space="preserve">Größe </w:t>
+      </w:r>
+      <w:r>
+        <w:rPr>
+          <w:szCs w:val="24"/>
+        </w:rPr>
+        <w:t>2.</w:t>
       </w:r>
       <w:r>
         <w:rPr>
@@ -662,7 +668,19 @@
         <w:rPr>
           <w:szCs w:val="24"/>
         </w:rPr>
-        <w:t xml:space="preserve">[] definiert die Ziele, die für den kürzesten Weg angefahren werden müssen. Die Werte (=Ziele) entsprechen dem Index der 1 Dimension des Parameters </w:t>
+        <w:t>[] definiert die Ziele</w:t>
+      </w:r>
+      <w:r>
+        <w:rPr>
+          <w:szCs w:val="24"/>
+        </w:rPr>
+        <w:t xml:space="preserve"> (Reihenfolge)</w:t>
+      </w:r>
+      <w:r>
+        <w:rPr>
+          <w:szCs w:val="24"/>
+        </w:rPr>
+        <w:t xml:space="preserve">, die für den kürzesten Weg angefahren werden müssen. Die Werte (=Ziele) entsprechen dem Index der 1 Dimension des Parameters </w:t>
       </w:r>
       <w:proofErr w:type="spellStart"/>
       <w:r>
@@ -1055,19 +1073,7 @@
         <w:rPr>
           <w:szCs w:val="24"/>
         </w:rPr>
-        <w:t xml:space="preserve">: </w:t>
-      </w:r>
-      <w:r>
-        <w:rPr>
-          <w:szCs w:val="24"/>
-        </w:rPr>
-        <w:t xml:space="preserve">z.B. der Rückgabewert aus </w:t>
-      </w:r>
-      <w:r>
-        <w:rPr>
-          <w:szCs w:val="24"/>
-        </w:rPr>
-        <w:t xml:space="preserve"> </w:t>
+        <w:t xml:space="preserve">: z.B. der Rückgabewert aus  </w:t>
       </w:r>
       <w:proofErr w:type="spellStart"/>
       <w:r>
@@ -1103,16 +1109,7 @@
           <w:sz w:val="19"/>
           <w:szCs w:val="19"/>
         </w:rPr>
-        <w:t>t</w:t>
-      </w:r>
-      <w:r>
-        <w:rPr>
-          <w:rFonts w:ascii="Cascadia Mono" w:hAnsi="Cascadia Mono" w:cs="Cascadia Mono"/>
-          <w:color w:val="000000"/>
-          <w:sz w:val="19"/>
-          <w:szCs w:val="19"/>
-        </w:rPr>
-        <w:t>ravel</w:t>
+        <w:t>travel</w:t>
       </w:r>
       <w:proofErr w:type="spellEnd"/>
       <w:r>
@@ -1306,12 +1303,7 @@
         <w:ind w:left="708"/>
       </w:pPr>
       <w:r>
-        <w:t xml:space="preserve">Beispiel: </w:t>
-      </w:r>
-      <w:bookmarkStart w:id="2" w:name="_GoBack"/>
-      <w:bookmarkEnd w:id="2"/>
-      <w:r>
-        <w:t>4 liefert (es beginnt immer bei 0, es ist egal, wo der Vertreter seine Reise beginnt)</w:t>
+        <w:t>Beispiel: 4 liefert (es beginnt immer bei 0, es ist egal, wo der Vertreter seine Reise beginnt)</w:t>
       </w:r>
     </w:p>
     <w:p>
@@ -1908,23 +1900,23 @@
           <w:lang w:val="en-US"/>
         </w:rPr>
       </w:pPr>
-      <w:proofErr w:type="gramStart"/>
       <w:r>
         <w:rPr>
           <w:rFonts w:ascii="Courier New" w:hAnsi="Courier New" w:cs="Courier New"/>
           <w:szCs w:val="24"/>
           <w:lang w:val="en-US"/>
         </w:rPr>
-        <w:t>shortest</w:t>
-      </w:r>
-      <w:proofErr w:type="gramEnd"/>
+        <w:t>S</w:t>
+      </w:r>
+      <w:bookmarkStart w:id="2" w:name="_GoBack"/>
+      <w:bookmarkEnd w:id="2"/>
       <w:r>
         <w:rPr>
           <w:rFonts w:ascii="Courier New" w:hAnsi="Courier New" w:cs="Courier New"/>
           <w:szCs w:val="24"/>
           <w:lang w:val="en-US"/>
         </w:rPr>
-        <w:t xml:space="preserve"> way to all destinations:</w:t>
+        <w:t>hortest way to all destinations:</w:t>
       </w:r>
     </w:p>
     <w:p>
@@ -5422,6 +5414,7 @@
   <w:style w:type="character" w:default="1" w:styleId="Absatz-Standardschriftart">
     <w:name w:val="Default Paragraph Font"/>
     <w:uiPriority w:val="1"/>
+    <w:semiHidden/>
     <w:unhideWhenUsed/>
   </w:style>
   <w:style w:type="table" w:default="1" w:styleId="NormaleTabelle">
